--- a/docs/智课平台单课大模型成本报告.docx
+++ b/docs/智课平台单课大模型成本报告.docx
@@ -126,7 +126,7 @@
     </w:p>
     <w:p>
       <w:pPr>
-        <w:pStyle w:val="000003"/>
+        <w:pStyle w:val="000001"/>
         <w:tabs>
           <w:tab w:val="right" w:leader="dot" w:pos="9072"/>
         </w:tabs>
@@ -180,7 +180,7 @@
     </w:p>
     <w:p>
       <w:pPr>
-        <w:pStyle w:val="000003"/>
+        <w:pStyle w:val="000001"/>
         <w:tabs>
           <w:tab w:val="right" w:leader="dot" w:pos="9072"/>
         </w:tabs>
@@ -225,7 +225,7 @@
     </w:p>
     <w:p>
       <w:pPr>
-        <w:pStyle w:val="000003"/>
+        <w:pStyle w:val="000001"/>
         <w:tabs>
           <w:tab w:val="right" w:leader="dot" w:pos="9072"/>
         </w:tabs>
@@ -270,7 +270,7 @@
     </w:p>
     <w:p>
       <w:pPr>
-        <w:pStyle w:val="000003"/>
+        <w:pStyle w:val="000001"/>
         <w:tabs>
           <w:tab w:val="right" w:leader="dot" w:pos="9072"/>
         </w:tabs>
@@ -315,7 +315,7 @@
     </w:p>
     <w:p>
       <w:pPr>
-        <w:pStyle w:val="000003"/>
+        <w:pStyle w:val="000001"/>
         <w:tabs>
           <w:tab w:val="right" w:leader="dot" w:pos="9072"/>
         </w:tabs>
@@ -360,7 +360,7 @@
     </w:p>
     <w:p>
       <w:pPr>
-        <w:pStyle w:val="000003"/>
+        <w:pStyle w:val="000001"/>
         <w:tabs>
           <w:tab w:val="right" w:leader="dot" w:pos="9072"/>
         </w:tabs>
@@ -405,7 +405,7 @@
     </w:p>
     <w:p>
       <w:pPr>
-        <w:pStyle w:val="000003"/>
+        <w:pStyle w:val="000001"/>
         <w:tabs>
           <w:tab w:val="right" w:leader="dot" w:pos="9072"/>
         </w:tabs>
@@ -450,7 +450,7 @@
     </w:p>
     <w:p>
       <w:pPr>
-        <w:pStyle w:val="000003"/>
+        <w:pStyle w:val="000001"/>
         <w:tabs>
           <w:tab w:val="right" w:leader="dot" w:pos="9072"/>
         </w:tabs>
@@ -507,7 +507,7 @@
     </w:p>
     <w:p>
       <w:pPr>
-        <w:pStyle w:val="000004"/>
+        <w:pStyle w:val="000003"/>
         <w:keepNext w:val="1"/>
         <w:keepLines w:val="1"/>
         <w:pBdr>
@@ -613,7 +613,7 @@
     </w:p>
     <w:p>
       <w:pPr>
-        <w:pStyle w:val="000004"/>
+        <w:pStyle w:val="000003"/>
         <w:keepNext w:val="1"/>
         <w:keepLines w:val="1"/>
         <w:pBdr>
@@ -1166,7 +1166,7 @@
     </w:tbl>
     <w:p>
       <w:pPr>
-        <w:pStyle w:val="000004"/>
+        <w:pStyle w:val="000003"/>
         <w:keepNext w:val="1"/>
         <w:keepLines w:val="1"/>
         <w:pBdr>
@@ -2125,6 +2125,14 @@
                 <w:color w:val="555555"/>
                 <w:sz w:val="20"/>
               </w:rPr>
+              <w:t xml:space="preserve"> m</w:t>
+            </w:r>
+            <w:r>
+              <w:rPr>
+                <w:rFonts w:hint="eastAsia" w:ascii="宋体" w:hAnsi="宋体" w:eastAsia="宋体" w:cs="宋体"/>
+                <w:color w:val="555555"/>
+                <w:sz w:val="20"/>
+              </w:rPr>
               <w:t>定价来源：阿里云百炼控制台与帮助中心 2026-10-28 查询结果，为公开原价，不含限时折扣与资源包优惠。</w:t>
             </w:r>
           </w:p>
@@ -2133,7 +2141,7 @@
     </w:tbl>
     <w:p>
       <w:pPr>
-        <w:pStyle w:val="000004"/>
+        <w:pStyle w:val="000003"/>
         <w:keepNext w:val="1"/>
         <w:keepLines w:val="1"/>
         <w:pBdr>
@@ -3480,7 +3488,7 @@
     </w:p>
     <w:p>
       <w:pPr>
-        <w:pStyle w:val="000004"/>
+        <w:pStyle w:val="000003"/>
         <w:keepNext w:val="1"/>
         <w:keepLines w:val="1"/>
         <w:pBdr>
@@ -4097,7 +4105,7 @@
     </w:p>
     <w:p>
       <w:pPr>
-        <w:pStyle w:val="000004"/>
+        <w:pStyle w:val="000003"/>
         <w:keepNext w:val="1"/>
         <w:keepLines w:val="1"/>
         <w:pBdr>
@@ -5473,7 +5481,7 @@
     </w:p>
     <w:p>
       <w:pPr>
-        <w:pStyle w:val="000004"/>
+        <w:pStyle w:val="000003"/>
         <w:keepNext w:val="1"/>
         <w:keepLines w:val="1"/>
         <w:pBdr>
@@ -5606,7 +5614,7 @@
     </w:p>
     <w:p>
       <w:pPr>
-        <w:pStyle w:val="000004"/>
+        <w:pStyle w:val="000003"/>
         <w:keepNext w:val="1"/>
         <w:keepLines w:val="1"/>
         <w:pBdr>
@@ -5650,7 +5658,9 @@
         <w:t>费用＝真实审计日志 token/字符计量 × 现行公开单价（2026-10-28 查询），不含限时折扣与资源包优惠；qwen3.7-plus 长期为 8 折活动价，实际支出可能低于本报告约 20%。章节 AI 总结无生产实测样本（该课程建课阶段尚无学生使用），按同结构场景（学情分析实测）放大估算，误差约 ±50%，不影响量级结论。运营期推算是基于「40 人 × 100 天」的假设模型，实际费用随真实使用强度线性缩放（见敏感性分析）。不含服务端基础设施成本（服务器、带宽、本地模型电费）：本地向量/重排模型为 CPU 推理，单机可支撑多门课，边际成本可忽略。</w:t>
       </w:r>
     </w:p>
-    <w:p/>
+    <w:p>
+      <w:pPr/>
+    </w:p>
     <w:sectPr>
       <w:footerReference r:id="rId4" w:type="default"/>
       <w:type w:val="nextPage"/>
@@ -5708,98 +5718,116 @@
     </w:pPrDefault>
   </w:docDefaults>
   <w:latentStyles w:defLockedState="0" w:defUIPriority="99" w:defSemiHidden="0" w:defUnhideWhenUsed="0" w:defQFormat="0" w:count="88">
+    <w:lsdException w:name="Body Text" w:semiHidden="1" w:unhideWhenUsed="1"/>
+    <w:lsdException w:name="Message Header" w:semiHidden="1" w:unhideWhenUsed="1"/>
+    <w:lsdException w:name="Body Text 2" w:semiHidden="1" w:unhideWhenUsed="1"/>
+    <w:lsdException w:name="heading 5" w:uiPriority="9" w:semiHidden="1" w:unhideWhenUsed="1" w:qFormat="1"/>
+    <w:lsdException w:name="List Continue 4" w:semiHidden="1" w:unhideWhenUsed="1"/>
+    <w:lsdException w:name="heading 7" w:uiPriority="9" w:semiHidden="1" w:unhideWhenUsed="1" w:qFormat="1"/>
+    <w:lsdException w:name="Title" w:uiPriority="10" w:qFormat="1"/>
+    <w:lsdException w:name="List Continue 2" w:semiHidden="1" w:unhideWhenUsed="1"/>
+    <w:lsdException w:name="FollowedHyperlink" w:semiHidden="1" w:unhideWhenUsed="1"/>
+    <w:lsdException w:name="footnote reference" w:semiHidden="1" w:unhideWhenUsed="1"/>
+    <w:lsdException w:name="List Number" w:semiHidden="1" w:unhideWhenUsed="1"/>
+    <w:lsdException w:name="List Continue" w:semiHidden="1" w:unhideWhenUsed="1"/>
+    <w:lsdException w:name="index 1" w:semiHidden="1" w:unhideWhenUsed="1"/>
+    <w:lsdException w:name="index 3" w:semiHidden="1" w:unhideWhenUsed="1"/>
+    <w:lsdException w:name="index 6" w:semiHidden="1" w:unhideWhenUsed="1"/>
+    <w:lsdException w:name="index 9" w:semiHidden="1" w:unhideWhenUsed="1"/>
+    <w:lsdException w:name="index 2" w:semiHidden="1" w:unhideWhenUsed="1"/>
+    <w:lsdException w:name="index 8" w:semiHidden="1" w:unhideWhenUsed="1"/>
+    <w:lsdException w:name="index 4" w:semiHidden="1" w:unhideWhenUsed="1"/>
+    <w:lsdException w:name="table of figures" w:semiHidden="1" w:unhideWhenUsed="1"/>
+    <w:lsdException w:name="Normal" w:uiPriority="0" w:qFormat="1"/>
+    <w:lsdException w:name="macro" w:semiHidden="1" w:unhideWhenUsed="1"/>
+    <w:lsdException w:name="toc 9" w:uiPriority="39" w:semiHidden="1" w:unhideWhenUsed="1"/>
+    <w:lsdException w:name="footer" w:semiHidden="1" w:unhideWhenUsed="1"/>
+    <w:lsdException w:name="List 2" w:semiHidden="1" w:unhideWhenUsed="1"/>
+    <w:lsdException w:name="List 5" w:semiHidden="1" w:unhideWhenUsed="1"/>
+    <w:lsdException w:name="Subtitle" w:uiPriority="11" w:qFormat="1"/>
+    <w:lsdException w:name="List Bullet 5" w:semiHidden="1" w:unhideWhenUsed="1"/>
+    <w:lsdException w:name="Normal Indent" w:semiHidden="1" w:unhideWhenUsed="1"/>
+    <w:lsdException w:name="List Bullet 2" w:semiHidden="1" w:unhideWhenUsed="1"/>
     <w:lsdException w:name="toa heading" w:semiHidden="1" w:unhideWhenUsed="1"/>
+    <w:lsdException w:name="List Bullet 4" w:semiHidden="1" w:unhideWhenUsed="1"/>
+    <w:lsdException w:name="Body Text Indent 3" w:semiHidden="1" w:unhideWhenUsed="1"/>
+    <w:lsdException w:name="List Bullet" w:semiHidden="1" w:unhideWhenUsed="1"/>
+    <w:lsdException w:name="page number" w:semiHidden="1" w:unhideWhenUsed="1"/>
+    <w:lsdException w:name="annotation text" w:semiHidden="1" w:unhideWhenUsed="1"/>
+    <w:lsdException w:name="Hyperlink" w:semiHidden="1" w:unhideWhenUsed="1"/>
+    <w:lsdException w:name="index 5" w:semiHidden="1" w:unhideWhenUsed="1"/>
+    <w:lsdException w:name="Block Text" w:semiHidden="1" w:unhideWhenUsed="1"/>
+    <w:lsdException w:name="envelope return" w:semiHidden="1" w:unhideWhenUsed="1"/>
+    <w:lsdException w:name="List Number 4" w:semiHidden="1" w:unhideWhenUsed="1"/>
+    <w:lsdException w:name="toc 2" w:uiPriority="39" w:semiHidden="1" w:unhideWhenUsed="1"/>
+    <w:lsdException w:name="toc 4" w:uiPriority="39" w:semiHidden="1" w:unhideWhenUsed="1"/>
+    <w:lsdException w:name="endnote text" w:semiHidden="1" w:unhideWhenUsed="1"/>
+    <w:lsdException w:name="Date" w:semiHidden="1" w:unhideWhenUsed="1"/>
+    <w:lsdException w:name="caption" w:uiPriority="35" w:semiHidden="1" w:unhideWhenUsed="1" w:qFormat="1"/>
+    <w:lsdException w:name="index heading" w:semiHidden="1" w:unhideWhenUsed="1"/>
+    <w:lsdException w:name="envelope address" w:semiHidden="1" w:unhideWhenUsed="1"/>
+    <w:lsdException w:name="Body Text Indent 2" w:semiHidden="1" w:unhideWhenUsed="1"/>
+    <w:lsdException w:name="List 3" w:semiHidden="1" w:unhideWhenUsed="1"/>
+    <w:lsdException w:name="Note Heading" w:semiHidden="1" w:unhideWhenUsed="1"/>
+    <w:lsdException w:name="List Bullet 3" w:semiHidden="1" w:unhideWhenUsed="1"/>
+    <w:lsdException w:name="annotation reference" w:semiHidden="1" w:unhideWhenUsed="1"/>
+    <w:lsdException w:name="Strong" w:uiPriority="22" w:qFormat="1"/>
+    <w:lsdException w:name="Body Text First Indent" w:semiHidden="1" w:unhideWhenUsed="1"/>
+    <w:lsdException w:name="Body Text First Indent 2" w:semiHidden="1" w:unhideWhenUsed="1"/>
+    <w:lsdException w:name="Signature" w:semiHidden="1" w:unhideWhenUsed="1"/>
+    <w:lsdException w:name="List Number 3" w:semiHidden="1" w:unhideWhenUsed="1"/>
+    <w:lsdException w:name="List Number 5" w:semiHidden="1" w:unhideWhenUsed="1"/>
+    <w:lsdException w:name="footnote text" w:semiHidden="1" w:unhideWhenUsed="1"/>
     <w:lsdException w:name="toc 5" w:uiPriority="39" w:semiHidden="1" w:unhideWhenUsed="1"/>
-    <w:lsdException w:name="Body Text Indent 3" w:semiHidden="1" w:unhideWhenUsed="1"/>
-    <w:lsdException w:name="annotation text" w:semiHidden="1" w:unhideWhenUsed="1"/>
-    <w:lsdException w:name="endnote text" w:semiHidden="1" w:unhideWhenUsed="1"/>
+    <w:lsdException w:name="toc 1" w:uiPriority="39" w:semiHidden="1" w:unhideWhenUsed="1"/>
+    <w:lsdException w:name="toc 6" w:uiPriority="39" w:semiHidden="1" w:unhideWhenUsed="1"/>
+    <w:lsdException w:name="toc 3" w:uiPriority="39" w:semiHidden="1" w:unhideWhenUsed="1"/>
+    <w:lsdException w:name="Body Text Indent" w:semiHidden="1" w:unhideWhenUsed="1"/>
+    <w:lsdException w:name="toc 8" w:uiPriority="39" w:semiHidden="1" w:unhideWhenUsed="1"/>
+    <w:lsdException w:name="toc 7" w:uiPriority="39" w:semiHidden="1" w:unhideWhenUsed="1"/>
+    <w:lsdException w:name="List" w:semiHidden="1" w:unhideWhenUsed="1"/>
+    <w:lsdException w:name="heading 1" w:uiPriority="9" w:qFormat="1"/>
+    <w:lsdException w:name="heading 3" w:uiPriority="9" w:semiHidden="1" w:unhideWhenUsed="1" w:qFormat="1"/>
+    <w:lsdException w:name="Default Paragraph Font" w:uiPriority="1" w:semiHidden="1" w:unhideWhenUsed="1"/>
+    <w:lsdException w:name="heading 9" w:uiPriority="9" w:semiHidden="1" w:unhideWhenUsed="1" w:qFormat="1"/>
+    <w:lsdException w:name="heading 2" w:uiPriority="9" w:semiHidden="1" w:unhideWhenUsed="1" w:qFormat="1"/>
+    <w:lsdException w:name="heading 4" w:uiPriority="9" w:semiHidden="1" w:unhideWhenUsed="1" w:qFormat="1"/>
+    <w:lsdException w:name="Closing" w:semiHidden="1" w:unhideWhenUsed="1"/>
+    <w:lsdException w:name="endnote reference" w:semiHidden="1" w:unhideWhenUsed="1"/>
+    <w:lsdException w:name="index 7" w:semiHidden="1" w:unhideWhenUsed="1"/>
+    <w:lsdException w:name="List Number 2" w:semiHidden="1" w:unhideWhenUsed="1"/>
+    <w:lsdException w:name="Salutation" w:semiHidden="1" w:unhideWhenUsed="1"/>
+    <w:lsdException w:name="heading 6" w:uiPriority="9" w:semiHidden="1" w:unhideWhenUsed="1" w:qFormat="1"/>
+    <w:lsdException w:name="heading 8" w:uiPriority="9" w:semiHidden="1" w:unhideWhenUsed="1" w:qFormat="1"/>
+    <w:lsdException w:name="Body Text 3" w:semiHidden="1" w:unhideWhenUsed="1"/>
     <w:lsdException w:name="List Continue 3" w:semiHidden="1" w:unhideWhenUsed="1"/>
+    <w:lsdException w:name="List Continue 5" w:semiHidden="1" w:unhideWhenUsed="1"/>
+    <w:lsdException w:name="table of authorities" w:semiHidden="1" w:unhideWhenUsed="1"/>
     <w:lsdException w:name="line number" w:semiHidden="1" w:unhideWhenUsed="1"/>
-    <w:lsdException w:name="index 5" w:semiHidden="1" w:unhideWhenUsed="1"/>
-    <w:lsdException w:name="caption" w:uiPriority="35" w:semiHidden="1" w:unhideWhenUsed="1" w:qFormat="1"/>
-    <w:lsdException w:name="heading 8" w:uiPriority="9" w:semiHidden="1" w:unhideWhenUsed="1" w:qFormat="1"/>
-    <w:lsdException w:name="List 3" w:semiHidden="1" w:unhideWhenUsed="1"/>
-    <w:lsdException w:name="List Number 2" w:semiHidden="1" w:unhideWhenUsed="1"/>
-    <w:lsdException w:name="index 9" w:semiHidden="1" w:unhideWhenUsed="1"/>
-    <w:lsdException w:name="heading 3" w:uiPriority="9" w:semiHidden="1" w:unhideWhenUsed="1" w:qFormat="1"/>
-    <w:lsdException w:name="index 8" w:semiHidden="1" w:unhideWhenUsed="1"/>
-    <w:lsdException w:name="Body Text" w:semiHidden="1" w:unhideWhenUsed="1"/>
-    <w:lsdException w:name="heading 2" w:uiPriority="9" w:semiHidden="1" w:unhideWhenUsed="1" w:qFormat="1"/>
-    <w:lsdException w:name="index 2" w:semiHidden="1" w:unhideWhenUsed="1"/>
-    <w:lsdException w:name="List Continue 2" w:semiHidden="1" w:unhideWhenUsed="1"/>
-    <w:lsdException w:name="endnote reference" w:semiHidden="1" w:unhideWhenUsed="1"/>
-    <w:lsdException w:name="envelope address" w:semiHidden="1" w:unhideWhenUsed="1"/>
-    <w:lsdException w:name="Default Paragraph Font" w:uiPriority="1" w:semiHidden="1" w:unhideWhenUsed="1"/>
-    <w:lsdException w:name="List Number 5" w:semiHidden="1" w:unhideWhenUsed="1"/>
     <w:lsdException w:name="header" w:semiHidden="1" w:unhideWhenUsed="1"/>
-    <w:lsdException w:name="List Bullet 5" w:semiHidden="1" w:unhideWhenUsed="1"/>
-    <w:lsdException w:name="heading 9" w:uiPriority="9" w:semiHidden="1" w:unhideWhenUsed="1" w:qFormat="1"/>
-    <w:lsdException w:name="toc 1" w:uiPriority="39" w:semiHidden="1" w:unhideWhenUsed="1"/>
-    <w:lsdException w:name="Block Text" w:semiHidden="1" w:unhideWhenUsed="1"/>
-    <w:lsdException w:name="List Bullet" w:semiHidden="1" w:unhideWhenUsed="1"/>
-    <w:lsdException w:name="List Bullet 4" w:semiHidden="1" w:unhideWhenUsed="1"/>
-    <w:lsdException w:name="footnote text" w:semiHidden="1" w:unhideWhenUsed="1"/>
-    <w:lsdException w:name="index 3" w:semiHidden="1" w:unhideWhenUsed="1"/>
-    <w:lsdException w:name="toc 7" w:uiPriority="39" w:semiHidden="1" w:unhideWhenUsed="1"/>
-    <w:lsdException w:name="toc 6" w:uiPriority="39" w:semiHidden="1" w:unhideWhenUsed="1"/>
-    <w:lsdException w:name="Title" w:uiPriority="10" w:qFormat="1"/>
-    <w:lsdException w:name="Signature" w:semiHidden="1" w:unhideWhenUsed="1"/>
-    <w:lsdException w:name="table of figures" w:semiHidden="1" w:unhideWhenUsed="1"/>
-    <w:lsdException w:name="heading 5" w:uiPriority="9" w:semiHidden="1" w:unhideWhenUsed="1" w:qFormat="1"/>
-    <w:lsdException w:name="Body Text First Indent 2" w:semiHidden="1" w:unhideWhenUsed="1"/>
-    <w:lsdException w:name="toc 2" w:uiPriority="39" w:semiHidden="1" w:unhideWhenUsed="1"/>
-    <w:lsdException w:name="List Continue" w:semiHidden="1" w:unhideWhenUsed="1"/>
-    <w:lsdException w:name="List Continue 4" w:semiHidden="1" w:unhideWhenUsed="1"/>
-    <w:lsdException w:name="Date" w:semiHidden="1" w:unhideWhenUsed="1"/>
-    <w:lsdException w:name="List Continue 5" w:semiHidden="1" w:unhideWhenUsed="1"/>
-    <w:lsdException w:name="List Number 4" w:semiHidden="1" w:unhideWhenUsed="1"/>
     <w:lsdException w:name="List 4" w:semiHidden="1" w:unhideWhenUsed="1"/>
-    <w:lsdException w:name="page number" w:semiHidden="1" w:unhideWhenUsed="1"/>
-    <w:lsdException w:name="Note Heading" w:semiHidden="1" w:unhideWhenUsed="1"/>
-    <w:lsdException w:name="heading 4" w:uiPriority="9" w:semiHidden="1" w:unhideWhenUsed="1" w:qFormat="1"/>
-    <w:lsdException w:name="Hyperlink" w:semiHidden="1" w:unhideWhenUsed="1"/>
-    <w:lsdException w:name="Closing" w:semiHidden="1" w:unhideWhenUsed="1"/>
-    <w:lsdException w:name="table of authorities" w:semiHidden="1" w:unhideWhenUsed="1"/>
-    <w:lsdException w:name="index 7" w:semiHidden="1" w:unhideWhenUsed="1"/>
-    <w:lsdException w:name="Strong" w:uiPriority="22" w:qFormat="1"/>
-    <w:lsdException w:name="heading 6" w:uiPriority="9" w:semiHidden="1" w:unhideWhenUsed="1" w:qFormat="1"/>
-    <w:lsdException w:name="index 6" w:semiHidden="1" w:unhideWhenUsed="1"/>
-    <w:lsdException w:name="index heading" w:semiHidden="1" w:unhideWhenUsed="1"/>
-    <w:lsdException w:name="Subtitle" w:uiPriority="11" w:qFormat="1"/>
-    <w:lsdException w:name="List Bullet 3" w:semiHidden="1" w:unhideWhenUsed="1"/>
-    <w:lsdException w:name="macro" w:semiHidden="1" w:unhideWhenUsed="1"/>
-    <w:lsdException w:name="toc 3" w:uiPriority="39" w:semiHidden="1" w:unhideWhenUsed="1"/>
-    <w:lsdException w:name="Normal" w:uiPriority="0" w:qFormat="1"/>
-    <w:lsdException w:name="List Number" w:semiHidden="1" w:unhideWhenUsed="1"/>
-    <w:lsdException w:name="Body Text First Indent" w:semiHidden="1" w:unhideWhenUsed="1"/>
-    <w:lsdException w:name="List Bullet 2" w:semiHidden="1" w:unhideWhenUsed="1"/>
-    <w:lsdException w:name="heading 1" w:uiPriority="9" w:qFormat="1"/>
-    <w:lsdException w:name="Message Header" w:semiHidden="1" w:unhideWhenUsed="1"/>
-    <w:lsdException w:name="footer" w:semiHidden="1" w:unhideWhenUsed="1"/>
-    <w:lsdException w:name="List 5" w:semiHidden="1" w:unhideWhenUsed="1"/>
-    <w:lsdException w:name="toc 9" w:uiPriority="39" w:semiHidden="1" w:unhideWhenUsed="1"/>
-    <w:lsdException w:name="index 1" w:semiHidden="1" w:unhideWhenUsed="1"/>
-    <w:lsdException w:name="List Number 3" w:semiHidden="1" w:unhideWhenUsed="1"/>
-    <w:lsdException w:name="toc 8" w:uiPriority="39" w:semiHidden="1" w:unhideWhenUsed="1"/>
-    <w:lsdException w:name="Body Text 3" w:semiHidden="1" w:unhideWhenUsed="1"/>
-    <w:lsdException w:name="List" w:semiHidden="1" w:unhideWhenUsed="1"/>
-    <w:lsdException w:name="Salutation" w:semiHidden="1" w:unhideWhenUsed="1"/>
-    <w:lsdException w:name="annotation reference" w:semiHidden="1" w:unhideWhenUsed="1"/>
-    <w:lsdException w:name="Body Text Indent" w:semiHidden="1" w:unhideWhenUsed="1"/>
-    <w:lsdException w:name="index 4" w:semiHidden="1" w:unhideWhenUsed="1"/>
-    <w:lsdException w:name="footnote reference" w:semiHidden="1" w:unhideWhenUsed="1"/>
-    <w:lsdException w:name="FollowedHyperlink" w:semiHidden="1" w:unhideWhenUsed="1"/>
-    <w:lsdException w:name="List 2" w:semiHidden="1" w:unhideWhenUsed="1"/>
-    <w:lsdException w:name="Body Text 2" w:semiHidden="1" w:unhideWhenUsed="1"/>
-    <w:lsdException w:name="heading 7" w:uiPriority="9" w:semiHidden="1" w:unhideWhenUsed="1" w:qFormat="1"/>
-    <w:lsdException w:name="Body Text Indent 2" w:semiHidden="1" w:unhideWhenUsed="1"/>
-    <w:lsdException w:name="Normal Indent" w:semiHidden="1" w:unhideWhenUsed="1"/>
-    <w:lsdException w:name="toc 4" w:uiPriority="39" w:semiHidden="1" w:unhideWhenUsed="1"/>
-    <w:lsdException w:name="envelope return" w:semiHidden="1" w:unhideWhenUsed="1"/>
   </w:latentStyles>
   <w:style w:type="paragraph" w:styleId="000003">
+    <w:name w:val="heading 2"/>
+    <w:basedOn w:val="000002"/>
+    <w:next w:val="000002"/>
+    <w:uiPriority w:val="9"/>
+    <w:qFormat w:val="1"/>
+    <w:pPr>
+      <w:keepNext w:val="1"/>
+      <w:keepLines w:val="1"/>
+      <w:spacing w:before="200" w:after="100"/>
+      <w:outlineLvl w:val="1"/>
+    </w:pPr>
+    <w:rPr>
+      <w:b w:val="1"/>
+      <w:sz w:val="26"/>
+      <w:szCs w:val="26"/>
+    </w:rPr>
+  </w:style>
+  <w:style w:type="paragraph" w:styleId="000001">
     <w:name w:val="toc 1"/>
-    <w:basedOn w:val="Normal"/>
+    <w:basedOn w:val="000002"/>
     <w:qFormat w:val="1"/>
     <w:pPr>
       <w:tabs>
@@ -5813,22 +5841,17 @@
       <w:szCs w:val="24"/>
     </w:rPr>
   </w:style>
-  <w:style w:type="paragraph" w:styleId="000004">
-    <w:name w:val="heading 2"/>
-    <w:basedOn w:val="Normal"/>
-    <w:next w:val="Normal"/>
-    <w:uiPriority w:val="9"/>
+  <w:style w:type="paragraph" w:styleId="ifysyd" w:default="1">
+    <w:name w:val="Normal"/>
     <w:qFormat w:val="1"/>
     <w:pPr>
-      <w:keepNext w:val="1"/>
-      <w:keepLines w:val="1"/>
-      <w:spacing w:before="200" w:after="100"/>
-      <w:outlineLvl w:val="1"/>
+      <w:widowControl w:val="0"/>
+      <w:spacing w:before="60" w:after="60" w:line="240" w:lineRule="auto"/>
+      <w:jc w:val="left"/>
     </w:pPr>
     <w:rPr>
-      <w:b w:val="1"/>
-      <w:sz w:val="26"/>
-      <w:szCs w:val="26"/>
+      <w:color w:val="333333"/>
+      <w:sz w:val="22"/>
     </w:rPr>
   </w:style>
 </w:styles>
